--- a/extraneous-and-other-docs/JOB-INTERVIEWS-AND-PREPARATION.docx
+++ b/extraneous-and-other-docs/JOB-INTERVIEWS-AND-PREPARATION.docx
@@ -1226,6 +1226,40 @@
     </w:p>
     <w:p>
       <w:pPr>
+        <w:pStyle w:val="Normal"/>
+        <w:spacing w:lineRule="auto" w:line="240"/>
+        <w:rPr/>
+      </w:pPr>
+      <w:r>
+        <w:rPr/>
+      </w:r>
+    </w:p>
+    <w:p>
+      <w:pPr>
+        <w:pStyle w:val="Heading2"/>
+        <w:widowControl/>
+        <w:bidi w:val="0"/>
+        <w:spacing w:lineRule="auto" w:line="278"/>
+        <w:jc w:val="start"/>
+        <w:rPr/>
+      </w:pPr>
+      <w:r>
+        <w:rPr/>
+        <w:t>NX-OS Questions</w:t>
+      </w:r>
+    </w:p>
+    <w:p>
+      <w:pPr>
+        <w:pStyle w:val="Normal"/>
+        <w:spacing w:lineRule="auto" w:line="240"/>
+        <w:rPr/>
+      </w:pPr>
+      <w:r>
+        <w:rPr/>
+      </w:r>
+    </w:p>
+    <w:p>
+      <w:pPr>
         <w:pStyle w:val="BodyText"/>
         <w:numPr>
           <w:ilvl w:val="0"/>
@@ -1237,26 +1271,58 @@
       </w:pPr>
       <w:r>
         <w:rPr/>
+        <w:t>What is a vPC and the two critical links required?</w:t>
+      </w:r>
+    </w:p>
+    <w:p>
+      <w:pPr>
+        <w:pStyle w:val="Normal"/>
+        <w:numPr>
+          <w:ilvl w:val="0"/>
+          <w:numId w:val="0"/>
+        </w:numPr>
+        <w:spacing w:lineRule="auto" w:line="240"/>
+        <w:ind w:hanging="0" w:start="720"/>
+        <w:rPr/>
+      </w:pPr>
+      <w:r>
+        <w:rPr/>
+      </w:r>
+    </w:p>
+    <w:p>
+      <w:pPr>
+        <w:pStyle w:val="BodyText"/>
+        <w:numPr>
+          <w:ilvl w:val="0"/>
+          <w:numId w:val="2"/>
+        </w:numPr>
+        <w:bidi w:val="0"/>
+        <w:spacing w:lineRule="auto" w:line="240"/>
+        <w:rPr/>
+      </w:pPr>
+      <w:r>
+        <w:rPr/>
+        <w:t>What is a VDC and a major operational gotcha?</w:t>
+      </w:r>
+    </w:p>
+    <w:p>
+      <w:pPr>
+        <w:pStyle w:val="BodyText"/>
+        <w:numPr>
+          <w:ilvl w:val="0"/>
+          <w:numId w:val="2"/>
+        </w:numPr>
+        <w:bidi w:val="0"/>
+        <w:spacing w:lineRule="auto" w:line="240"/>
+        <w:rPr/>
+      </w:pPr>
+      <w:r>
+        <w:rPr/>
         <w:t xml:space="preserve"> </w:t>
       </w:r>
       <w:r>
         <w:rPr/>
-        <w:t>EIGRP neighborship requirements and a frequent failure</w:t>
-      </w:r>
-    </w:p>
-    <w:p>
-      <w:pPr>
-        <w:pStyle w:val="Normal"/>
-        <w:numPr>
-          <w:ilvl w:val="0"/>
-          <w:numId w:val="0"/>
-        </w:numPr>
-        <w:spacing w:lineRule="auto" w:line="240"/>
-        <w:ind w:hanging="0" w:start="720"/>
-        <w:rPr/>
-      </w:pPr>
-      <w:r>
-        <w:rPr/>
+        <w:t>VPC + STP interaction gotcha</w:t>
       </w:r>
     </w:p>
     <w:p>
@@ -1272,46 +1338,6 @@
       </w:pPr>
       <w:r>
         <w:rPr/>
-        <w:t xml:space="preserve"> </w:t>
-      </w:r>
-      <w:r>
-        <w:rPr/>
-        <w:t>EIGRP neighborship requirements and a frequent failure</w:t>
-      </w:r>
-    </w:p>
-    <w:p>
-      <w:pPr>
-        <w:pStyle w:val="Normal"/>
-        <w:numPr>
-          <w:ilvl w:val="0"/>
-          <w:numId w:val="0"/>
-        </w:numPr>
-        <w:spacing w:lineRule="auto" w:line="240"/>
-        <w:ind w:hanging="0" w:start="720"/>
-        <w:rPr/>
-      </w:pPr>
-      <w:r>
-        <w:rPr/>
-      </w:r>
-    </w:p>
-    <w:p>
-      <w:pPr>
-        <w:pStyle w:val="BodyText"/>
-        <w:numPr>
-          <w:ilvl w:val="0"/>
-          <w:numId w:val="2"/>
-        </w:numPr>
-        <w:bidi w:val="0"/>
-        <w:spacing w:lineRule="auto" w:line="240"/>
-        <w:rPr/>
-      </w:pPr>
-      <w:r>
-        <w:rPr/>
-        <w:t xml:space="preserve"> </w:t>
-      </w:r>
-      <w:r>
-        <w:rPr/>
-        <w:t>EIGRP neighborship requirements and a frequent failure</w:t>
       </w:r>
     </w:p>
     <w:p>
